--- a/HaemophilusWeb/ReportTemplates/Sonstige - Kein Haemophilus v3.docx
+++ b/HaemophilusWeb/ReportTemplates/Sonstige - Kein Haemophilus v3.docx
@@ -1587,12 +1587,10 @@
       </w:r>
     </w:p>
     <w:sectPr>
-      <w:headerReference w:type="even" r:id="rId8"/>
-      <w:headerReference w:type="default" r:id="rId9"/>
-      <w:footerReference w:type="even" r:id="rId10"/>
-      <w:footerReference w:type="default" r:id="rId11"/>
-      <w:headerReference w:type="first" r:id="rId12"/>
-      <w:footerReference w:type="first" r:id="rId13"/>
+      <w:headerReference w:type="default" r:id="rId8"/>
+      <w:footerReference w:type="default" r:id="rId9"/>
+      <w:headerReference w:type="first" r:id="rId10"/>
+      <w:footerReference w:type="first" r:id="rId11"/>
       <w:pgSz w:w="11906" w:h="16838" w:code="9"/>
       <w:pgMar w:top="2092" w:right="1416" w:bottom="1418" w:left="1259" w:header="680" w:footer="0" w:gutter="0"/>
       <w:cols w:space="708"/>
@@ -1626,16 +1624,6 @@
 <w:ftr xmlns:wpc="http://schemas.microsoft.com/office/word/2010/wordprocessingCanvas" xmlns:cx="http://schemas.microsoft.com/office/drawing/2014/chartex" xmlns:cx1="http://schemas.microsoft.com/office/drawing/2015/9/8/chartex" xmlns:cx2="http://schemas.microsoft.com/office/drawing/2015/10/21/chartex" xmlns:cx3="http://schemas.microsoft.com/office/drawing/2016/5/9/chartex" xmlns:cx4="http://schemas.microsoft.com/office/drawing/2016/5/10/chartex" xmlns:cx5="http://schemas.microsoft.com/office/drawing/2016/5/11/chartex" xmlns:cx6="http://schemas.microsoft.com/office/drawing/2016/5/12/chartex" xmlns:cx7="http://schemas.microsoft.com/office/drawing/2016/5/13/chartex" xmlns:cx8="http://schemas.microsoft.com/office/drawing/2016/5/14/chartex" xmlns:mc="http://schemas.openxmlformats.org/markup-compatibility/2006" xmlns:aink="http://schemas.microsoft.com/office/drawing/2016/ink" xmlns:am3d="http://schemas.microsoft.com/office/drawing/2017/model3d" xmlns:o="urn:schemas-microsoft-com:office:office" xmlns:oel="http://schemas.microsoft.com/office/2019/extlst" xmlns:r="http://schemas.openxmlformats.org/officeDocument/2006/relationships" xmlns:m="http://schemas.openxmlformats.org/officeDocument/2006/math" xmlns:v="urn:schemas-microsoft-com:vml" xmlns:wp14="http://schemas.microsoft.com/office/word/2010/wordprocessingDrawing" xmlns:wp="http://schemas.openxmlformats.org/drawingml/2006/wordprocessingDrawing" xmlns:w10="urn:schemas-microsoft-com:office:word" xmlns:w="http://schemas.openxmlformats.org/wordprocessingml/2006/main" xmlns:w14="http://schemas.microsoft.com/office/word/2010/wordml" xmlns:w15="http://schemas.microsoft.com/office/word/2012/wordml" xmlns:w16cex="http://schemas.microsoft.com/office/word/2018/wordml/cex" xmlns:w16cid="http://schemas.microsoft.com/office/word/2016/wordml/cid" xmlns:w16="http://schemas.microsoft.com/office/word/2018/wordml" xmlns:w16du="http://schemas.microsoft.com/office/word/2023/wordml/word16du" xmlns:w16sdtdh="http://schemas.microsoft.com/office/word/2020/wordml/sdtdatahash" xmlns:w16sdtfl="http://schemas.microsoft.com/office/word/2024/wordml/sdtformatlock" xmlns:w16se="http://schemas.microsoft.com/office/word/2015/wordml/symex" xmlns:wpg="http://schemas.microsoft.com/office/word/2010/wordprocessingGroup" xmlns:wpi="http://schemas.microsoft.com/office/word/2010/wordprocessingInk" xmlns:wne="http://schemas.microsoft.com/office/word/2006/wordml" xmlns:wps="http://schemas.microsoft.com/office/word/2010/wordprocessingShape" mc:Ignorable="w14 w15 w16se w16cid w16 w16cex w16sdtdh w16sdtfl w16du wp14">
   <w:p>
     <w:pPr>
-      <w:pStyle w:val="Fuzeile"/>
-    </w:pPr>
-  </w:p>
-</w:ftr>
-</file>
-
-<file path=word/footer2.xml><?xml version="1.0" encoding="utf-8"?>
-<w:ftr xmlns:wpc="http://schemas.microsoft.com/office/word/2010/wordprocessingCanvas" xmlns:cx="http://schemas.microsoft.com/office/drawing/2014/chartex" xmlns:cx1="http://schemas.microsoft.com/office/drawing/2015/9/8/chartex" xmlns:cx2="http://schemas.microsoft.com/office/drawing/2015/10/21/chartex" xmlns:cx3="http://schemas.microsoft.com/office/drawing/2016/5/9/chartex" xmlns:cx4="http://schemas.microsoft.com/office/drawing/2016/5/10/chartex" xmlns:cx5="http://schemas.microsoft.com/office/drawing/2016/5/11/chartex" xmlns:cx6="http://schemas.microsoft.com/office/drawing/2016/5/12/chartex" xmlns:cx7="http://schemas.microsoft.com/office/drawing/2016/5/13/chartex" xmlns:cx8="http://schemas.microsoft.com/office/drawing/2016/5/14/chartex" xmlns:mc="http://schemas.openxmlformats.org/markup-compatibility/2006" xmlns:aink="http://schemas.microsoft.com/office/drawing/2016/ink" xmlns:am3d="http://schemas.microsoft.com/office/drawing/2017/model3d" xmlns:o="urn:schemas-microsoft-com:office:office" xmlns:oel="http://schemas.microsoft.com/office/2019/extlst" xmlns:r="http://schemas.openxmlformats.org/officeDocument/2006/relationships" xmlns:m="http://schemas.openxmlformats.org/officeDocument/2006/math" xmlns:v="urn:schemas-microsoft-com:vml" xmlns:wp14="http://schemas.microsoft.com/office/word/2010/wordprocessingDrawing" xmlns:wp="http://schemas.openxmlformats.org/drawingml/2006/wordprocessingDrawing" xmlns:w10="urn:schemas-microsoft-com:office:word" xmlns:w="http://schemas.openxmlformats.org/wordprocessingml/2006/main" xmlns:w14="http://schemas.microsoft.com/office/word/2010/wordml" xmlns:w15="http://schemas.microsoft.com/office/word/2012/wordml" xmlns:w16cex="http://schemas.microsoft.com/office/word/2018/wordml/cex" xmlns:w16cid="http://schemas.microsoft.com/office/word/2016/wordml/cid" xmlns:w16="http://schemas.microsoft.com/office/word/2018/wordml" xmlns:w16du="http://schemas.microsoft.com/office/word/2023/wordml/word16du" xmlns:w16sdtdh="http://schemas.microsoft.com/office/word/2020/wordml/sdtdatahash" xmlns:w16sdtfl="http://schemas.microsoft.com/office/word/2024/wordml/sdtformatlock" xmlns:w16se="http://schemas.microsoft.com/office/word/2015/wordml/symex" xmlns:wpg="http://schemas.microsoft.com/office/word/2010/wordprocessingGroup" xmlns:wpi="http://schemas.microsoft.com/office/word/2010/wordprocessingInk" xmlns:wne="http://schemas.microsoft.com/office/word/2006/wordml" xmlns:wps="http://schemas.microsoft.com/office/word/2010/wordprocessingShape" mc:Ignorable="w14 w15 w16se w16cid w16 w16cex w16sdtdh w16sdtfl w16du wp14">
-  <w:p>
-    <w:pPr>
       <w:tabs>
         <w:tab w:val="right" w:pos="7655"/>
       </w:tabs>
@@ -1664,7 +1652,7 @@
       <w:rPr>
         <w:noProof/>
       </w:rPr>
-      <w:pict w14:anchorId="645CB72E">
+      <w:pict w14:anchorId="169405C7">
         <v:shapetype id="_x0000_t75" coordsize="21600,21600" o:spt="75" o:preferrelative="t" path="m@4@5l@4@11@9@11@9@5xe" filled="f" stroked="f">
           <v:stroke joinstyle="miter"/>
           <v:formulas>
@@ -1684,7 +1672,7 @@
           <v:path o:extrusionok="f" gradientshapeok="t" o:connecttype="rect"/>
           <o:lock v:ext="edit" aspectratio="t"/>
         </v:shapetype>
-        <v:shape id="_x0000_s1092" type="#_x0000_t75" alt="ML-13135-01_DAkkS-Symbol_grau1-1" style="position:absolute;margin-left:401.25pt;margin-top:-13.1pt;width:111pt;height:63pt;z-index:3;visibility:visible;mso-wrap-style:square;mso-width-percent:0;mso-height-percent:0;mso-wrap-distance-left:9pt;mso-wrap-distance-top:0;mso-wrap-distance-right:9pt;mso-wrap-distance-bottom:0;mso-position-horizontal:absolute;mso-position-horizontal-relative:text;mso-position-vertical:absolute;mso-position-vertical-relative:text;mso-width-percent:0;mso-height-percent:0;mso-width-relative:page;mso-height-relative:page">
+        <v:shape id="Grafik 1114601321" o:spid="_x0000_s1102" type="#_x0000_t75" alt="ML-13135-01_DAkkS-Symbol_grau1-1" style="position:absolute;margin-left:401.25pt;margin-top:-13.1pt;width:111pt;height:63pt;z-index:5;visibility:visible;mso-wrap-style:square;mso-width-percent:0;mso-height-percent:0;mso-wrap-distance-left:9pt;mso-wrap-distance-top:0;mso-wrap-distance-right:9pt;mso-wrap-distance-bottom:0;mso-position-horizontal:absolute;mso-position-horizontal-relative:text;mso-position-vertical:absolute;mso-position-vertical-relative:text;mso-width-percent:0;mso-height-percent:0;mso-width-relative:page;mso-height-relative:page">
           <v:imagedata r:id="rId1" o:title="ML-13135-01_DAkkS-Symbol_grau1-1"/>
         </v:shape>
       </w:pict>
@@ -1702,7 +1690,21 @@
         <w:szCs w:val="17"/>
       </w:rPr>
       <w:tab/>
-      <w:t>Befund zu</w:t>
+      <w:t xml:space="preserve">Befund </w:t>
+    </w:r>
+    <w:r>
+      <w:rPr>
+        <w:sz w:val="17"/>
+        <w:szCs w:val="17"/>
+      </w:rPr>
+      <w:t xml:space="preserve">vom {Date} </w:t>
+    </w:r>
+    <w:r>
+      <w:rPr>
+        <w:sz w:val="17"/>
+        <w:szCs w:val="17"/>
+      </w:rPr>
+      <w:t>zu</w:t>
     </w:r>
     <w:r>
       <w:rPr>
@@ -1868,7 +1870,7 @@
 </w:ftr>
 </file>
 
-<file path=word/footer3.xml><?xml version="1.0" encoding="utf-8"?>
+<file path=word/footer2.xml><?xml version="1.0" encoding="utf-8"?>
 <w:ftr xmlns:wpc="http://schemas.microsoft.com/office/word/2010/wordprocessingCanvas" xmlns:cx="http://schemas.microsoft.com/office/drawing/2014/chartex" xmlns:cx1="http://schemas.microsoft.com/office/drawing/2015/9/8/chartex" xmlns:cx2="http://schemas.microsoft.com/office/drawing/2015/10/21/chartex" xmlns:cx3="http://schemas.microsoft.com/office/drawing/2016/5/9/chartex" xmlns:cx4="http://schemas.microsoft.com/office/drawing/2016/5/10/chartex" xmlns:cx5="http://schemas.microsoft.com/office/drawing/2016/5/11/chartex" xmlns:cx6="http://schemas.microsoft.com/office/drawing/2016/5/12/chartex" xmlns:cx7="http://schemas.microsoft.com/office/drawing/2016/5/13/chartex" xmlns:cx8="http://schemas.microsoft.com/office/drawing/2016/5/14/chartex" xmlns:mc="http://schemas.openxmlformats.org/markup-compatibility/2006" xmlns:aink="http://schemas.microsoft.com/office/drawing/2016/ink" xmlns:am3d="http://schemas.microsoft.com/office/drawing/2017/model3d" xmlns:o="urn:schemas-microsoft-com:office:office" xmlns:oel="http://schemas.microsoft.com/office/2019/extlst" xmlns:r="http://schemas.openxmlformats.org/officeDocument/2006/relationships" xmlns:m="http://schemas.openxmlformats.org/officeDocument/2006/math" xmlns:v="urn:schemas-microsoft-com:vml" xmlns:wp14="http://schemas.microsoft.com/office/word/2010/wordprocessingDrawing" xmlns:wp="http://schemas.openxmlformats.org/drawingml/2006/wordprocessingDrawing" xmlns:w10="urn:schemas-microsoft-com:office:word" xmlns:w="http://schemas.openxmlformats.org/wordprocessingml/2006/main" xmlns:w14="http://schemas.microsoft.com/office/word/2010/wordml" xmlns:w15="http://schemas.microsoft.com/office/word/2012/wordml" xmlns:w16cex="http://schemas.microsoft.com/office/word/2018/wordml/cex" xmlns:w16cid="http://schemas.microsoft.com/office/word/2016/wordml/cid" xmlns:w16="http://schemas.microsoft.com/office/word/2018/wordml" xmlns:w16du="http://schemas.microsoft.com/office/word/2023/wordml/word16du" xmlns:w16sdtdh="http://schemas.microsoft.com/office/word/2020/wordml/sdtdatahash" xmlns:w16sdtfl="http://schemas.microsoft.com/office/word/2024/wordml/sdtformatlock" xmlns:w16se="http://schemas.microsoft.com/office/word/2015/wordml/symex" xmlns:wpg="http://schemas.microsoft.com/office/word/2010/wordprocessingGroup" xmlns:wpi="http://schemas.microsoft.com/office/word/2010/wordprocessingInk" xmlns:wne="http://schemas.microsoft.com/office/word/2006/wordml" xmlns:wps="http://schemas.microsoft.com/office/word/2010/wordprocessingShape" mc:Ignorable="w14 w15 w16se w16cid w16 w16cex w16sdtdh w16sdtfl w16du wp14">
   <w:p>
     <w:pPr>
@@ -1900,7 +1902,7 @@
       <w:rPr>
         <w:noProof/>
       </w:rPr>
-      <w:pict w14:anchorId="439EC7A4">
+      <w:pict w14:anchorId="3393034E">
         <v:shapetype id="_x0000_t75" coordsize="21600,21600" o:spt="75" o:preferrelative="t" path="m@4@5l@4@11@9@11@9@5xe" filled="f" stroked="f">
           <v:stroke joinstyle="miter"/>
           <v:formulas>
@@ -1920,7 +1922,7 @@
           <v:path o:extrusionok="f" gradientshapeok="t" o:connecttype="rect"/>
           <o:lock v:ext="edit" aspectratio="t"/>
         </v:shapetype>
-        <v:shape id="Grafik 3" o:spid="_x0000_s1091" type="#_x0000_t75" alt="ML-13135-01_DAkkS-Symbol_grau1-1" style="position:absolute;margin-left:401.25pt;margin-top:-13.1pt;width:111pt;height:63pt;z-index:2;visibility:visible;mso-wrap-style:square;mso-width-percent:0;mso-height-percent:0;mso-wrap-distance-left:9pt;mso-wrap-distance-top:0;mso-wrap-distance-right:9pt;mso-wrap-distance-bottom:0;mso-position-horizontal:absolute;mso-position-horizontal-relative:text;mso-position-vertical:absolute;mso-position-vertical-relative:text;mso-width-percent:0;mso-height-percent:0;mso-width-relative:page;mso-height-relative:page">
+        <v:shape id="Grafik 3" o:spid="_x0000_s1101" type="#_x0000_t75" alt="ML-13135-01_DAkkS-Symbol_grau1-1" style="position:absolute;margin-left:401.25pt;margin-top:-13.1pt;width:111pt;height:63pt;z-index:4;visibility:visible;mso-wrap-style:square;mso-width-percent:0;mso-height-percent:0;mso-wrap-distance-left:9pt;mso-wrap-distance-top:0;mso-wrap-distance-right:9pt;mso-wrap-distance-bottom:0;mso-position-horizontal:absolute;mso-position-horizontal-relative:text;mso-position-vertical:absolute;mso-position-vertical-relative:text;mso-width-percent:0;mso-height-percent:0;mso-width-relative:page;mso-height-relative:page">
           <v:imagedata r:id="rId1" o:title="ML-13135-01_DAkkS-Symbol_grau1-1"/>
         </v:shape>
       </w:pict>
@@ -1938,7 +1940,21 @@
         <w:szCs w:val="17"/>
       </w:rPr>
       <w:tab/>
-      <w:t>Befund zu</w:t>
+      <w:t xml:space="preserve">Befund </w:t>
+    </w:r>
+    <w:r>
+      <w:rPr>
+        <w:sz w:val="17"/>
+        <w:szCs w:val="17"/>
+      </w:rPr>
+      <w:t xml:space="preserve">vom {Date} </w:t>
+    </w:r>
+    <w:r>
+      <w:rPr>
+        <w:sz w:val="17"/>
+        <w:szCs w:val="17"/>
+      </w:rPr>
+      <w:t>zu</w:t>
     </w:r>
     <w:r>
       <w:rPr>
@@ -2041,7 +2057,7 @@
         <w:sz w:val="17"/>
         <w:szCs w:val="17"/>
       </w:rPr>
-      <w:t>1</w:t>
+      <w:t>2</w:t>
     </w:r>
     <w:r>
       <w:rPr>
@@ -2127,8 +2143,224 @@
 <w:hdr xmlns:wpc="http://schemas.microsoft.com/office/word/2010/wordprocessingCanvas" xmlns:cx="http://schemas.microsoft.com/office/drawing/2014/chartex" xmlns:cx1="http://schemas.microsoft.com/office/drawing/2015/9/8/chartex" xmlns:cx2="http://schemas.microsoft.com/office/drawing/2015/10/21/chartex" xmlns:cx3="http://schemas.microsoft.com/office/drawing/2016/5/9/chartex" xmlns:cx4="http://schemas.microsoft.com/office/drawing/2016/5/10/chartex" xmlns:cx5="http://schemas.microsoft.com/office/drawing/2016/5/11/chartex" xmlns:cx6="http://schemas.microsoft.com/office/drawing/2016/5/12/chartex" xmlns:cx7="http://schemas.microsoft.com/office/drawing/2016/5/13/chartex" xmlns:cx8="http://schemas.microsoft.com/office/drawing/2016/5/14/chartex" xmlns:mc="http://schemas.openxmlformats.org/markup-compatibility/2006" xmlns:aink="http://schemas.microsoft.com/office/drawing/2016/ink" xmlns:am3d="http://schemas.microsoft.com/office/drawing/2017/model3d" xmlns:o="urn:schemas-microsoft-com:office:office" xmlns:oel="http://schemas.microsoft.com/office/2019/extlst" xmlns:r="http://schemas.openxmlformats.org/officeDocument/2006/relationships" xmlns:m="http://schemas.openxmlformats.org/officeDocument/2006/math" xmlns:v="urn:schemas-microsoft-com:vml" xmlns:wp14="http://schemas.microsoft.com/office/word/2010/wordprocessingDrawing" xmlns:wp="http://schemas.openxmlformats.org/drawingml/2006/wordprocessingDrawing" xmlns:w10="urn:schemas-microsoft-com:office:word" xmlns:w="http://schemas.openxmlformats.org/wordprocessingml/2006/main" xmlns:w14="http://schemas.microsoft.com/office/word/2010/wordml" xmlns:w15="http://schemas.microsoft.com/office/word/2012/wordml" xmlns:w16cex="http://schemas.microsoft.com/office/word/2018/wordml/cex" xmlns:w16cid="http://schemas.microsoft.com/office/word/2016/wordml/cid" xmlns:w16="http://schemas.microsoft.com/office/word/2018/wordml" xmlns:w16du="http://schemas.microsoft.com/office/word/2023/wordml/word16du" xmlns:w16sdtdh="http://schemas.microsoft.com/office/word/2020/wordml/sdtdatahash" xmlns:w16sdtfl="http://schemas.microsoft.com/office/word/2024/wordml/sdtformatlock" xmlns:w16se="http://schemas.microsoft.com/office/word/2015/wordml/symex" xmlns:wpg="http://schemas.microsoft.com/office/word/2010/wordprocessingGroup" xmlns:wpi="http://schemas.microsoft.com/office/word/2010/wordprocessingInk" xmlns:wne="http://schemas.microsoft.com/office/word/2006/wordml" xmlns:wps="http://schemas.microsoft.com/office/word/2010/wordprocessingShape" mc:Ignorable="w14 w15 w16se w16cid w16 w16cex w16sdtdh w16sdtfl w16du wp14">
   <w:p>
     <w:pPr>
+      <w:tabs>
+        <w:tab w:val="left" w:pos="708"/>
+        <w:tab w:val="left" w:pos="1416"/>
+        <w:tab w:val="left" w:pos="2124"/>
+        <w:tab w:val="left" w:pos="2832"/>
+        <w:tab w:val="left" w:pos="3540"/>
+        <w:tab w:val="left" w:pos="4248"/>
+        <w:tab w:val="left" w:pos="4956"/>
+        <w:tab w:val="left" w:pos="5664"/>
+        <w:tab w:val="left" w:pos="6372"/>
+        <w:tab w:val="left" w:pos="7080"/>
+        <w:tab w:val="left" w:pos="7788"/>
+        <w:tab w:val="left" w:pos="8415"/>
+      </w:tabs>
+      <w:spacing w:line="276" w:lineRule="auto"/>
+      <w:rPr>
+        <w:rFonts w:ascii="Arial" w:hAnsi="Arial" w:cs="Arial"/>
+        <w:b/>
+        <w:smallCaps/>
+        <w:spacing w:val="20"/>
+      </w:rPr>
+    </w:pPr>
+    <w:r>
+      <w:rPr>
+        <w:sz w:val="12"/>
+        <w:szCs w:val="12"/>
+      </w:rPr>
+      <w:fldChar w:fldCharType="begin"/>
+    </w:r>
+    <w:r>
+      <w:rPr>
+        <w:sz w:val="12"/>
+        <w:szCs w:val="12"/>
+      </w:rPr>
+      <w:instrText xml:space="preserve"> INCLUDETEXT  "D:\\Development\\NRZMHiDB\\HaemophilusWeb\\ReportTemplates\\includes\\Kopfzeile - Kurz.docx" </w:instrText>
+    </w:r>
+    <w:r>
+      <w:rPr>
+        <w:sz w:val="12"/>
+        <w:szCs w:val="12"/>
+      </w:rPr>
+      <w:fldChar w:fldCharType="separate"/>
+    </w:r>
+    <w:r>
+      <w:rPr>
+        <w:noProof/>
+      </w:rPr>
+      <w:pict w14:anchorId="4C421FD8">
+        <v:shapetype id="_x0000_t75" coordsize="21600,21600" o:spt="75" o:preferrelative="t" path="m@4@5l@4@11@9@11@9@5xe" filled="f" stroked="f">
+          <v:stroke joinstyle="miter"/>
+          <v:formulas>
+            <v:f eqn="if lineDrawn pixelLineWidth 0"/>
+            <v:f eqn="sum @0 1 0"/>
+            <v:f eqn="sum 0 0 @1"/>
+            <v:f eqn="prod @2 1 2"/>
+            <v:f eqn="prod @3 21600 pixelWidth"/>
+            <v:f eqn="prod @3 21600 pixelHeight"/>
+            <v:f eqn="sum @0 0 1"/>
+            <v:f eqn="prod @6 1 2"/>
+            <v:f eqn="prod @7 21600 pixelWidth"/>
+            <v:f eqn="sum @8 21600 0"/>
+            <v:f eqn="prod @7 21600 pixelHeight"/>
+            <v:f eqn="sum @10 21600 0"/>
+          </v:formulas>
+          <v:path o:extrusionok="f" gradientshapeok="t" o:connecttype="rect"/>
+          <o:lock v:ext="edit" aspectratio="t"/>
+        </v:shapetype>
+        <v:shape id="Grafik 1663287961" o:spid="_x0000_s1104" type="#_x0000_t75" alt="nrzmhi_logo_500" style="position:absolute;margin-left:385.15pt;margin-top:2.25pt;width:63.4pt;height:63.4pt;z-index:-1;visibility:visible;mso-wrap-style:square;mso-width-percent:0;mso-height-percent:0;mso-wrap-distance-left:9pt;mso-wrap-distance-top:0;mso-wrap-distance-right:9pt;mso-wrap-distance-bottom:0;mso-position-horizontal:absolute;mso-position-horizontal-relative:text;mso-position-vertical:absolute;mso-position-vertical-relative:text;mso-width-percent:0;mso-height-percent:0;mso-width-relative:page;mso-height-relative:page">
+          <v:imagedata r:id="rId1" o:title="nrzmhi_logo_500"/>
+        </v:shape>
+      </w:pict>
+    </w:r>
+    <w:r>
+      <w:rPr>
+        <w:noProof/>
+      </w:rPr>
+      <w:pict w14:anchorId="026B4BB4">
+        <v:shape id="Grafik 845620144" o:spid="_x0000_s1103" type="#_x0000_t75" alt="RKI_Logo-NRZKL-Deu_RGB-1.JPG" style="position:absolute;margin-left:449.25pt;margin-top:6.75pt;width:55pt;height:55pt;z-index:6;visibility:visible;mso-wrap-style:square;mso-width-percent:0;mso-height-percent:0;mso-wrap-distance-left:9pt;mso-wrap-distance-top:0;mso-wrap-distance-right:9pt;mso-wrap-distance-bottom:0;mso-position-horizontal:absolute;mso-position-horizontal-relative:text;mso-position-vertical:absolute;mso-position-vertical-relative:text;mso-width-percent:0;mso-height-percent:0;mso-width-relative:page;mso-height-relative:page" stroked="t" strokecolor="white">
+          <v:imagedata r:id="rId2" o:title="RKI_Logo-NRZKL-Deu_RGB-1"/>
+        </v:shape>
+      </w:pict>
+    </w:r>
+    <w:r>
+      <w:rPr>
+        <w:rFonts w:ascii="Arial" w:hAnsi="Arial" w:cs="Arial"/>
+        <w:b/>
+        <w:smallCaps/>
+        <w:spacing w:val="20"/>
+      </w:rPr>
+      <w:t xml:space="preserve">Nationales Referenzzentrum für Meningokokken </w:t>
+    </w:r>
+  </w:p>
+  <w:p>
+    <w:pPr>
+      <w:spacing w:line="360" w:lineRule="auto"/>
+      <w:rPr>
+        <w:rFonts w:ascii="Arial" w:hAnsi="Arial" w:cs="Arial"/>
+        <w:smallCaps/>
+        <w:spacing w:val="20"/>
+      </w:rPr>
+    </w:pPr>
+    <w:r>
+      <w:rPr>
+        <w:rFonts w:ascii="Arial" w:hAnsi="Arial" w:cs="Arial"/>
+        <w:b/>
+        <w:smallCaps/>
+        <w:noProof/>
+        <w:spacing w:val="20"/>
+      </w:rPr>
+      <w:t>und Haemophilus influenzae</w:t>
+    </w:r>
+  </w:p>
+  <w:p>
+    <w:pPr>
+      <w:rPr>
+        <w:sz w:val="20"/>
+        <w:szCs w:val="20"/>
+      </w:rPr>
+    </w:pPr>
+    <w:r>
+      <w:rPr>
+        <w:sz w:val="20"/>
+        <w:szCs w:val="20"/>
+      </w:rPr>
+      <w:t>Gesamtleitung: PD Dr. rer. nat. Heike Claus</w:t>
+    </w:r>
+  </w:p>
+  <w:p>
+    <w:pPr>
+      <w:rPr>
+        <w:sz w:val="20"/>
+        <w:szCs w:val="20"/>
+      </w:rPr>
+    </w:pPr>
+    <w:r>
+      <w:rPr>
+        <w:sz w:val="20"/>
+        <w:szCs w:val="20"/>
+      </w:rPr>
+      <w:t>ärztliche Leitung: PD Dr. med. Thiên-Trí Lâm</w:t>
+    </w:r>
+  </w:p>
+  <w:p>
+    <w:pPr>
+      <w:rPr>
+        <w:sz w:val="12"/>
+        <w:szCs w:val="12"/>
+      </w:rPr>
+    </w:pPr>
+  </w:p>
+  <w:p>
+    <w:pPr>
+      <w:rPr>
+        <w:sz w:val="12"/>
+        <w:szCs w:val="12"/>
+      </w:rPr>
+    </w:pPr>
+    <w:r>
+      <w:rPr>
+        <w:sz w:val="12"/>
+        <w:szCs w:val="12"/>
+      </w:rPr>
+      <w:t xml:space="preserve">Labor-Nr. des NRZMHi: </w:t>
+    </w:r>
+    <w:r>
+      <w:rPr>
+        <w:sz w:val="12"/>
+        <w:szCs w:val="12"/>
+      </w:rPr>
+      <w:t>{LaboratoryNumberWithPrefix}</w:t>
+    </w:r>
+    <w:r>
+      <w:rPr>
+        <w:sz w:val="12"/>
+        <w:szCs w:val="12"/>
+      </w:rPr>
+      <w:t xml:space="preserve"> · isoliert aus: {SamplingLocation} · Datum der Materialentnahme:</w:t>
+    </w:r>
+    <w:r>
+      <w:rPr>
+        <w:sz w:val="12"/>
+        <w:szCs w:val="12"/>
+      </w:rPr>
+      <w:t xml:space="preserve"> </w:t>
+    </w:r>
+    <w:r>
+      <w:rPr>
+        <w:sz w:val="12"/>
+        <w:szCs w:val="12"/>
+      </w:rPr>
+      <w:t>{SamplingDate} · Labor-Nr. des Einsenders:</w:t>
+    </w:r>
+    <w:r>
+      <w:rPr>
+        <w:sz w:val="12"/>
+        <w:szCs w:val="12"/>
+      </w:rPr>
+      <w:t xml:space="preserve"> </w:t>
+    </w:r>
+    <w:r>
+      <w:rPr>
+        <w:sz w:val="12"/>
+        <w:szCs w:val="12"/>
+      </w:rPr>
+      <w:t>{SenderLaboratoryNumber}</w:t>
+    </w:r>
+  </w:p>
+  <w:p>
+    <w:pPr>
       <w:pStyle w:val="Kopfzeile"/>
     </w:pPr>
+    <w:r>
+      <w:rPr>
+        <w:sz w:val="12"/>
+        <w:szCs w:val="12"/>
+      </w:rPr>
+      <w:fldChar w:fldCharType="end"/>
+    </w:r>
   </w:p>
 </w:hdr>
 </file>
@@ -2162,183 +2394,6 @@
       </w:rPr>
     </w:pPr>
     <w:r>
-      <w:rPr>
-        <w:sz w:val="12"/>
-        <w:szCs w:val="12"/>
-      </w:rPr>
-      <w:fldChar w:fldCharType="begin"/>
-    </w:r>
-    <w:r>
-      <w:rPr>
-        <w:sz w:val="12"/>
-        <w:szCs w:val="12"/>
-      </w:rPr>
-      <w:instrText xml:space="preserve"> INCLUDETEXT  "D:\\Development\\NRZMHiDB\\HaemophilusWeb\\ReportTemplates\\includes\\Kopfzeile - Kurz.docx" </w:instrText>
-    </w:r>
-    <w:r>
-      <w:rPr>
-        <w:sz w:val="12"/>
-        <w:szCs w:val="12"/>
-      </w:rPr>
-      <w:fldChar w:fldCharType="separate"/>
-    </w:r>
-    <w:r>
-      <w:rPr>
-        <w:noProof/>
-      </w:rPr>
-      <w:pict w14:anchorId="60942801">
-        <v:shapetype id="_x0000_t75" coordsize="21600,21600" o:spt="75" o:preferrelative="t" path="m@4@5l@4@11@9@11@9@5xe" filled="f" stroked="f">
-          <v:stroke joinstyle="miter"/>
-          <v:formulas>
-            <v:f eqn="if lineDrawn pixelLineWidth 0"/>
-            <v:f eqn="sum @0 1 0"/>
-            <v:f eqn="sum 0 0 @1"/>
-            <v:f eqn="prod @2 1 2"/>
-            <v:f eqn="prod @3 21600 pixelWidth"/>
-            <v:f eqn="prod @3 21600 pixelHeight"/>
-            <v:f eqn="sum @0 0 1"/>
-            <v:f eqn="prod @6 1 2"/>
-            <v:f eqn="prod @7 21600 pixelWidth"/>
-            <v:f eqn="sum @8 21600 0"/>
-            <v:f eqn="prod @7 21600 pixelHeight"/>
-            <v:f eqn="sum @10 21600 0"/>
-          </v:formulas>
-          <v:path o:extrusionok="f" gradientshapeok="t" o:connecttype="rect"/>
-          <o:lock v:ext="edit" aspectratio="t"/>
-        </v:shapetype>
-        <v:shape id="Grafik 4" o:spid="_x0000_s1090" type="#_x0000_t75" alt="nrzmhi_logo_500" style="position:absolute;margin-left:385.15pt;margin-top:2.25pt;width:63.4pt;height:63.4pt;z-index:-4;visibility:visible;mso-wrap-style:square;mso-width-percent:0;mso-height-percent:0;mso-wrap-distance-left:9pt;mso-wrap-distance-top:0;mso-wrap-distance-right:9pt;mso-wrap-distance-bottom:0;mso-position-horizontal:absolute;mso-position-horizontal-relative:text;mso-position-vertical:absolute;mso-position-vertical-relative:text;mso-width-percent:0;mso-height-percent:0;mso-width-relative:page;mso-height-relative:page">
-          <v:imagedata r:id="rId1" o:title="nrzmhi_logo_500"/>
-        </v:shape>
-      </w:pict>
-    </w:r>
-    <w:r>
-      <w:rPr>
-        <w:noProof/>
-      </w:rPr>
-      <w:pict w14:anchorId="4AF4A660">
-        <v:shape id="_x0000_s1089" type="#_x0000_t75" alt="RKI_Logo-NRZKL-Deu_RGB-1.JPG" style="position:absolute;margin-left:449.25pt;margin-top:6.75pt;width:55pt;height:55pt;z-index:1;visibility:visible;mso-wrap-style:square;mso-width-percent:0;mso-height-percent:0;mso-wrap-distance-left:9pt;mso-wrap-distance-top:0;mso-wrap-distance-right:9pt;mso-wrap-distance-bottom:0;mso-position-horizontal:absolute;mso-position-horizontal-relative:text;mso-position-vertical:absolute;mso-position-vertical-relative:text;mso-width-percent:0;mso-height-percent:0;mso-width-relative:page;mso-height-relative:page" stroked="t" strokecolor="white">
-          <v:imagedata r:id="rId2" o:title="RKI_Logo-NRZKL-Deu_RGB-1"/>
-        </v:shape>
-      </w:pict>
-    </w:r>
-    <w:r>
-      <w:rPr>
-        <w:rFonts w:ascii="Arial" w:hAnsi="Arial" w:cs="Arial"/>
-        <w:b/>
-        <w:smallCaps/>
-        <w:spacing w:val="20"/>
-        <w:sz w:val="28"/>
-        <w:szCs w:val="28"/>
-      </w:rPr>
-      <w:t xml:space="preserve">Nationales Referenzzentrum für Meningokokken </w:t>
-    </w:r>
-  </w:p>
-  <w:p>
-    <w:pPr>
-      <w:spacing w:line="360" w:lineRule="auto"/>
-      <w:rPr>
-        <w:rFonts w:ascii="Arial" w:hAnsi="Arial" w:cs="Arial"/>
-        <w:smallCaps/>
-        <w:spacing w:val="20"/>
-        <w:sz w:val="28"/>
-        <w:szCs w:val="28"/>
-      </w:rPr>
-    </w:pPr>
-    <w:r>
-      <w:rPr>
-        <w:rFonts w:ascii="Arial" w:hAnsi="Arial" w:cs="Arial"/>
-        <w:b/>
-        <w:smallCaps/>
-        <w:noProof/>
-        <w:spacing w:val="20"/>
-        <w:sz w:val="28"/>
-        <w:szCs w:val="28"/>
-      </w:rPr>
-      <w:t>und Haemophilus influenzae</w:t>
-    </w:r>
-  </w:p>
-  <w:p>
-    <w:pPr>
-      <w:rPr>
-        <w:sz w:val="22"/>
-        <w:szCs w:val="22"/>
-      </w:rPr>
-    </w:pPr>
-    <w:r>
-      <w:rPr>
-        <w:sz w:val="22"/>
-        <w:szCs w:val="22"/>
-      </w:rPr>
-      <w:t>Gesamtleitung: PD Dr. rer. nat. Heike Claus</w:t>
-    </w:r>
-  </w:p>
-  <w:p>
-    <w:pPr>
-      <w:rPr>
-        <w:sz w:val="12"/>
-        <w:szCs w:val="12"/>
-      </w:rPr>
-    </w:pPr>
-    <w:r>
-      <w:rPr>
-        <w:sz w:val="22"/>
-        <w:szCs w:val="22"/>
-      </w:rPr>
-      <w:t>ärztliche Leitung: PD Dr. med. Thiên-Trí Lâm</w:t>
-    </w:r>
-  </w:p>
-  <w:p>
-    <w:pPr>
-      <w:rPr>
-        <w:sz w:val="12"/>
-        <w:szCs w:val="12"/>
-      </w:rPr>
-    </w:pPr>
-  </w:p>
-  <w:p>
-    <w:pPr>
-      <w:pStyle w:val="Kopfzeile"/>
-    </w:pPr>
-    <w:r>
-      <w:rPr>
-        <w:sz w:val="12"/>
-        <w:szCs w:val="12"/>
-      </w:rPr>
-      <w:fldChar w:fldCharType="end"/>
-    </w:r>
-  </w:p>
-</w:hdr>
-</file>
-
-<file path=word/header3.xml><?xml version="1.0" encoding="utf-8"?>
-<w:hdr xmlns:wpc="http://schemas.microsoft.com/office/word/2010/wordprocessingCanvas" xmlns:cx="http://schemas.microsoft.com/office/drawing/2014/chartex" xmlns:cx1="http://schemas.microsoft.com/office/drawing/2015/9/8/chartex" xmlns:cx2="http://schemas.microsoft.com/office/drawing/2015/10/21/chartex" xmlns:cx3="http://schemas.microsoft.com/office/drawing/2016/5/9/chartex" xmlns:cx4="http://schemas.microsoft.com/office/drawing/2016/5/10/chartex" xmlns:cx5="http://schemas.microsoft.com/office/drawing/2016/5/11/chartex" xmlns:cx6="http://schemas.microsoft.com/office/drawing/2016/5/12/chartex" xmlns:cx7="http://schemas.microsoft.com/office/drawing/2016/5/13/chartex" xmlns:cx8="http://schemas.microsoft.com/office/drawing/2016/5/14/chartex" xmlns:mc="http://schemas.openxmlformats.org/markup-compatibility/2006" xmlns:aink="http://schemas.microsoft.com/office/drawing/2016/ink" xmlns:am3d="http://schemas.microsoft.com/office/drawing/2017/model3d" xmlns:o="urn:schemas-microsoft-com:office:office" xmlns:oel="http://schemas.microsoft.com/office/2019/extlst" xmlns:r="http://schemas.openxmlformats.org/officeDocument/2006/relationships" xmlns:m="http://schemas.openxmlformats.org/officeDocument/2006/math" xmlns:v="urn:schemas-microsoft-com:vml" xmlns:wp14="http://schemas.microsoft.com/office/word/2010/wordprocessingDrawing" xmlns:wp="http://schemas.openxmlformats.org/drawingml/2006/wordprocessingDrawing" xmlns:w10="urn:schemas-microsoft-com:office:word" xmlns:w="http://schemas.openxmlformats.org/wordprocessingml/2006/main" xmlns:w14="http://schemas.microsoft.com/office/word/2010/wordml" xmlns:w15="http://schemas.microsoft.com/office/word/2012/wordml" xmlns:w16cex="http://schemas.microsoft.com/office/word/2018/wordml/cex" xmlns:w16cid="http://schemas.microsoft.com/office/word/2016/wordml/cid" xmlns:w16="http://schemas.microsoft.com/office/word/2018/wordml" xmlns:w16du="http://schemas.microsoft.com/office/word/2023/wordml/word16du" xmlns:w16sdtdh="http://schemas.microsoft.com/office/word/2020/wordml/sdtdatahash" xmlns:w16sdtfl="http://schemas.microsoft.com/office/word/2024/wordml/sdtformatlock" xmlns:w16se="http://schemas.microsoft.com/office/word/2015/wordml/symex" xmlns:wpg="http://schemas.microsoft.com/office/word/2010/wordprocessingGroup" xmlns:wpi="http://schemas.microsoft.com/office/word/2010/wordprocessingInk" xmlns:wne="http://schemas.microsoft.com/office/word/2006/wordml" xmlns:wps="http://schemas.microsoft.com/office/word/2010/wordprocessingShape" mc:Ignorable="w14 w15 w16se w16cid w16 w16cex w16sdtdh w16sdtfl w16du wp14">
-  <w:p>
-    <w:pPr>
-      <w:tabs>
-        <w:tab w:val="left" w:pos="708"/>
-        <w:tab w:val="left" w:pos="1416"/>
-        <w:tab w:val="left" w:pos="2124"/>
-        <w:tab w:val="left" w:pos="2832"/>
-        <w:tab w:val="left" w:pos="3540"/>
-        <w:tab w:val="left" w:pos="4248"/>
-        <w:tab w:val="left" w:pos="4956"/>
-        <w:tab w:val="left" w:pos="5664"/>
-        <w:tab w:val="left" w:pos="6372"/>
-        <w:tab w:val="left" w:pos="7080"/>
-        <w:tab w:val="left" w:pos="7788"/>
-        <w:tab w:val="left" w:pos="8415"/>
-      </w:tabs>
-      <w:spacing w:line="276" w:lineRule="auto"/>
-      <w:rPr>
-        <w:rFonts w:ascii="Arial" w:hAnsi="Arial" w:cs="Arial"/>
-        <w:b/>
-        <w:smallCaps/>
-        <w:spacing w:val="20"/>
-        <w:sz w:val="28"/>
-        <w:szCs w:val="28"/>
-      </w:rPr>
-    </w:pPr>
-    <w:r>
       <w:fldChar w:fldCharType="begin"/>
     </w:r>
     <w:r>
@@ -2371,7 +2426,7 @@
           <v:path o:extrusionok="f" gradientshapeok="t" o:connecttype="rect"/>
           <o:lock v:ext="edit" aspectratio="t"/>
         </v:shapetype>
-        <v:shape id="Grafik 2" o:spid="_x0000_s1100" type="#_x0000_t75" alt="nrzmhi_logo_500" style="position:absolute;margin-left:385.15pt;margin-top:2.25pt;width:63.4pt;height:63.4pt;z-index:-1;visibility:visible;mso-wrap-style:square;mso-width-percent:0;mso-height-percent:0;mso-wrap-distance-left:9pt;mso-wrap-distance-top:0;mso-wrap-distance-right:9pt;mso-wrap-distance-bottom:0;mso-position-horizontal:absolute;mso-position-horizontal-relative:text;mso-position-vertical:absolute;mso-position-vertical-relative:text;mso-width-percent:0;mso-height-percent:0;mso-width-relative:page;mso-height-relative:page">
+        <v:shape id="Grafik 2" o:spid="_x0000_s1100" type="#_x0000_t75" alt="nrzmhi_logo_500" style="position:absolute;margin-left:385.15pt;margin-top:2.25pt;width:63.4pt;height:63.4pt;z-index:-5;visibility:visible;mso-wrap-style:square;mso-width-percent:0;mso-height-percent:0;mso-wrap-distance-left:9pt;mso-wrap-distance-top:0;mso-wrap-distance-right:9pt;mso-wrap-distance-bottom:0;mso-position-horizontal:absolute;mso-position-horizontal-relative:text;mso-position-vertical:absolute;mso-position-vertical-relative:text;mso-width-percent:0;mso-height-percent:0;mso-width-relative:page;mso-height-relative:page">
           <v:imagedata r:id="rId1" o:title="nrzmhi_logo_500"/>
         </v:shape>
       </w:pict>
@@ -2381,7 +2436,7 @@
         <w:noProof/>
       </w:rPr>
       <w:pict w14:anchorId="39C5CD8C">
-        <v:shape id="Grafik 1" o:spid="_x0000_s1099" type="#_x0000_t75" alt="RKI_Logo-NRZKL-Deu_RGB-1.JPG" style="position:absolute;margin-left:449.25pt;margin-top:6.75pt;width:55pt;height:55pt;z-index:5;visibility:visible;mso-wrap-style:square;mso-width-percent:0;mso-height-percent:0;mso-wrap-distance-left:9pt;mso-wrap-distance-top:0;mso-wrap-distance-right:9pt;mso-wrap-distance-bottom:0;mso-position-horizontal:absolute;mso-position-horizontal-relative:text;mso-position-vertical:absolute;mso-position-vertical-relative:text;mso-width-percent:0;mso-height-percent:0;mso-width-relative:page;mso-height-relative:page" stroked="t" strokecolor="white">
+        <v:shape id="Grafik 1" o:spid="_x0000_s1099" type="#_x0000_t75" alt="RKI_Logo-NRZKL-Deu_RGB-1.JPG" style="position:absolute;margin-left:449.25pt;margin-top:6.75pt;width:55pt;height:55pt;z-index:1;visibility:visible;mso-wrap-style:square;mso-width-percent:0;mso-height-percent:0;mso-wrap-distance-left:9pt;mso-wrap-distance-top:0;mso-wrap-distance-right:9pt;mso-wrap-distance-bottom:0;mso-position-horizontal:absolute;mso-position-horizontal-relative:text;mso-position-vertical:absolute;mso-position-vertical-relative:text;mso-width-percent:0;mso-height-percent:0;mso-width-relative:page;mso-height-relative:page" stroked="t" strokecolor="white">
           <v:imagedata r:id="rId2" o:title="RKI_Logo-NRZKL-Deu_RGB-1"/>
         </v:shape>
       </w:pict>
@@ -2506,7 +2561,7 @@
           <v:stroke joinstyle="miter"/>
           <v:path gradientshapeok="t" o:connecttype="rect"/>
         </v:shapetype>
-        <v:shape id="Textfeld 3" o:spid="_x0000_s1098" type="#_x0000_t202" style="position:absolute;margin-left:364.1pt;margin-top:2.3pt;width:156.8pt;height:304.25pt;z-index:6;visibility:visible;mso-wrap-style:square;mso-width-percent:0;mso-height-percent:0;mso-wrap-distance-left:9pt;mso-wrap-distance-top:0;mso-wrap-distance-right:9pt;mso-wrap-distance-bottom:0;mso-position-horizontal-relative:text;mso-position-vertical-relative:text;mso-width-percent:0;mso-height-percent:0;mso-width-relative:page;mso-height-relative:page;v-text-anchor:top" o:gfxdata="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" stroked="f">
+        <v:shape id="Textfeld 3" o:spid="_x0000_s1098" type="#_x0000_t202" style="position:absolute;margin-left:364.1pt;margin-top:2.3pt;width:156.8pt;height:304.25pt;z-index:2;visibility:visible;mso-wrap-style:square;mso-width-percent:0;mso-height-percent:0;mso-wrap-distance-left:9pt;mso-wrap-distance-top:0;mso-wrap-distance-right:9pt;mso-wrap-distance-bottom:0;mso-position-horizontal-relative:text;mso-position-vertical-relative:text;mso-width-percent:0;mso-height-percent:0;mso-width-relative:page;mso-height-relative:page;v-text-anchor:top" o:gfxdata="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" stroked="f">
           <v:textbox style="mso-next-textbox:#Textfeld 3">
             <w:txbxContent>
               <w:p>

--- a/HaemophilusWeb/ReportTemplates/Sonstige - Kein Haemophilus v3.docx
+++ b/HaemophilusWeb/ReportTemplates/Sonstige - Kein Haemophilus v3.docx
@@ -2267,7 +2267,7 @@
         <w:sz w:val="20"/>
         <w:szCs w:val="20"/>
       </w:rPr>
-      <w:t>Gesamtleitung: PD Dr. rer. nat. Heike Claus</w:t>
+      <w:t xml:space="preserve">Gesamtleitung: {LabDirector}</w:t>
     </w:r>
   </w:p>
   <w:p>
@@ -2282,7 +2282,7 @@
         <w:sz w:val="20"/>
         <w:szCs w:val="20"/>
       </w:rPr>
-      <w:t>ärztliche Leitung: PD Dr. med. Thiên-Trí Lâm</w:t>
+      <w:t xml:space="preserve">ärztliche Leitung: {MedicalDirector}</w:t>
     </w:r>
   </w:p>
   <w:p>
@@ -2504,7 +2504,7 @@
         <w:sz w:val="22"/>
         <w:szCs w:val="22"/>
       </w:rPr>
-      <w:t>Gesamtleitung: PD Dr. rer. nat. Heike Claus</w:t>
+      <w:t xml:space="preserve">Gesamtleitung: {LabDirector}</w:t>
     </w:r>
   </w:p>
   <w:p>
@@ -2519,7 +2519,7 @@
         <w:sz w:val="22"/>
         <w:szCs w:val="22"/>
       </w:rPr>
-      <w:t>ärztliche Leitung: PD Dr. med. Thiên-Trí Lâm</w:t>
+      <w:t xml:space="preserve">ärztliche Leitung: {MedicalDirector}</w:t>
     </w:r>
   </w:p>
   <w:p>
@@ -2786,235 +2786,8 @@
                     <w:sz w:val="17"/>
                     <w:szCs w:val="17"/>
                   </w:rPr>
-                  <w:t>PD Dr. rer. nat. Heike Claus</w:t>
+                  <w:t xml:space="preserve">{Contacts}</w:t>
                 </w:r>
-              </w:p>
-              <w:p>
-                <w:pPr>
-                  <w:tabs>
-                    <w:tab w:val="left" w:pos="7560"/>
-                  </w:tabs>
-                  <w:ind w:right="-1368"/>
-                  <w:rPr>
-                    <w:sz w:val="17"/>
-                    <w:szCs w:val="17"/>
-                    <w:lang w:val="pl-PL"/>
-                  </w:rPr>
-                </w:pPr>
-                <w:r>
-                  <w:rPr>
-                    <w:sz w:val="17"/>
-                    <w:szCs w:val="17"/>
-                    <w:lang w:val="pl-PL"/>
-                  </w:rPr>
-                  <w:t>Telefon: 0931/31-46936</w:t>
-                </w:r>
-              </w:p>
-              <w:p>
-                <w:pPr>
-                  <w:tabs>
-                    <w:tab w:val="left" w:pos="7560"/>
-                  </w:tabs>
-                  <w:ind w:right="-1368"/>
-                  <w:rPr>
-                    <w:sz w:val="17"/>
-                    <w:szCs w:val="17"/>
-                    <w:lang w:val="pl-PL"/>
-                  </w:rPr>
-                </w:pPr>
-                <w:r>
-                  <w:rPr>
-                    <w:sz w:val="17"/>
-                    <w:szCs w:val="17"/>
-                    <w:lang w:val="pl-PL"/>
-                  </w:rPr>
-                  <w:t>heike.claus@uni-wuerzburg.de</w:t>
-                </w:r>
-              </w:p>
-              <w:p>
-                <w:pPr>
-                  <w:ind w:right="-1368"/>
-                  <w:rPr>
-                    <w:sz w:val="17"/>
-                    <w:szCs w:val="17"/>
-                    <w:lang w:val="pl-PL"/>
-                  </w:rPr>
-                </w:pPr>
-              </w:p>
-              <w:p>
-                <w:pPr>
-                  <w:ind w:right="-1368"/>
-                  <w:rPr>
-                    <w:sz w:val="17"/>
-                    <w:szCs w:val="17"/>
-                    <w:lang w:val="pl-PL"/>
-                  </w:rPr>
-                </w:pPr>
-                <w:r>
-                  <w:rPr>
-                    <w:sz w:val="17"/>
-                    <w:szCs w:val="17"/>
-                    <w:lang w:val="pl-PL"/>
-                  </w:rPr>
-                  <w:t>PD Dr. med. Thiên-Trí Lâm</w:t>
-                </w:r>
-              </w:p>
-              <w:p>
-                <w:pPr>
-                  <w:ind w:right="-1368"/>
-                  <w:rPr>
-                    <w:sz w:val="17"/>
-                    <w:szCs w:val="17"/>
-                    <w:lang w:val="pl-PL"/>
-                  </w:rPr>
-                </w:pPr>
-                <w:r>
-                  <w:rPr>
-                    <w:sz w:val="17"/>
-                    <w:szCs w:val="17"/>
-                    <w:lang w:val="pl-PL"/>
-                  </w:rPr>
-                  <w:t>Telefon: 0931/31-46737</w:t>
-                </w:r>
-              </w:p>
-              <w:p>
-                <w:pPr>
-                  <w:ind w:right="-1368"/>
-                  <w:rPr>
-                    <w:sz w:val="17"/>
-                    <w:szCs w:val="17"/>
-                    <w:lang w:val="pl-PL"/>
-                  </w:rPr>
-                </w:pPr>
-                <w:r>
-                  <w:rPr>
-                    <w:sz w:val="17"/>
-                    <w:szCs w:val="17"/>
-                    <w:lang w:val="pl-PL"/>
-                  </w:rPr>
-                  <w:t>thien-tri.lam@uni-wuerzburg.de</w:t>
-                </w:r>
-              </w:p>
-              <w:p>
-                <w:pPr>
-                  <w:tabs>
-                    <w:tab w:val="left" w:pos="7560"/>
-                  </w:tabs>
-                  <w:ind w:right="-1368"/>
-                  <w:rPr>
-                    <w:sz w:val="17"/>
-                    <w:szCs w:val="17"/>
-                    <w:lang w:val="pl-PL"/>
-                  </w:rPr>
-                </w:pPr>
-              </w:p>
-              <w:p>
-                <w:pPr>
-                  <w:tabs>
-                    <w:tab w:val="left" w:pos="7560"/>
-                  </w:tabs>
-                  <w:ind w:right="-1368"/>
-                  <w:rPr>
-                    <w:sz w:val="17"/>
-                    <w:szCs w:val="17"/>
-                    <w:lang w:val="en-GB"/>
-                  </w:rPr>
-                </w:pPr>
-                <w:r>
-                  <w:rPr>
-                    <w:sz w:val="17"/>
-                    <w:szCs w:val="17"/>
-                    <w:lang w:val="en-GB"/>
-                  </w:rPr>
-                  <w:t>Dr.</w:t>
-                </w:r>
-                <w:r>
-                  <w:rPr>
-                    <w:sz w:val="17"/>
-                    <w:szCs w:val="17"/>
-                    <w:lang w:val="en-GB"/>
-                  </w:rPr>
-                  <w:t xml:space="preserve"> </w:t>
-                </w:r>
-                <w:r>
-                  <w:rPr>
-                    <w:sz w:val="17"/>
-                    <w:szCs w:val="17"/>
-                    <w:lang w:val="en-GB"/>
-                  </w:rPr>
-                  <w:t>med. Katherina Heroth</w:t>
-                </w:r>
-              </w:p>
-              <w:p>
-                <w:pPr>
-                  <w:tabs>
-                    <w:tab w:val="left" w:pos="7560"/>
-                  </w:tabs>
-                  <w:ind w:right="-1368"/>
-                  <w:rPr>
-                    <w:sz w:val="17"/>
-                    <w:szCs w:val="17"/>
-                    <w:lang w:val="pl-PL"/>
-                  </w:rPr>
-                </w:pPr>
-                <w:r>
-                  <w:rPr>
-                    <w:sz w:val="17"/>
-                    <w:szCs w:val="17"/>
-                    <w:lang w:val="pl-PL"/>
-                  </w:rPr>
-                  <w:t>Telefon: 0931/31-81128</w:t>
-                </w:r>
-              </w:p>
-              <w:p>
-                <w:pPr>
-                  <w:tabs>
-                    <w:tab w:val="left" w:pos="7560"/>
-                  </w:tabs>
-                  <w:ind w:right="-1368"/>
-                  <w:rPr>
-                    <w:sz w:val="17"/>
-                    <w:szCs w:val="17"/>
-                    <w:lang w:val="pl-PL"/>
-                  </w:rPr>
-                </w:pPr>
-                <w:r>
-                  <w:rPr>
-                    <w:sz w:val="17"/>
-                    <w:szCs w:val="17"/>
-                    <w:lang w:val="pl-PL"/>
-                  </w:rPr>
-                  <w:t>katherina.heroth</w:t>
-                </w:r>
-                <w:r>
-                  <w:rPr>
-                    <w:sz w:val="17"/>
-                    <w:szCs w:val="17"/>
-                    <w:lang w:val="pl-PL"/>
-                  </w:rPr>
-                  <w:t>@</w:t>
-                </w:r>
-                <w:r>
-                  <w:rPr>
-                    <w:sz w:val="17"/>
-                    <w:szCs w:val="17"/>
-                    <w:lang w:val="pl-PL"/>
-                  </w:rPr>
-                  <w:t>uni-wuerzburg.de</w:t>
-                </w:r>
-              </w:p>
-              <w:p>
-                <w:pPr>
-                  <w:tabs>
-                    <w:tab w:val="left" w:pos="7560"/>
-                  </w:tabs>
-                  <w:ind w:right="-1368"/>
-                  <w:rPr>
-                    <w:sz w:val="17"/>
-                    <w:szCs w:val="17"/>
-                    <w:lang w:val="pl-PL"/>
-                  </w:rPr>
-                </w:pPr>
               </w:p>
             </w:txbxContent>
           </v:textbox>
